--- a/Códigos teoría/Primer Parcial/Parcial Programación.docx
+++ b/Códigos teoría/Primer Parcial/Parcial Programación.docx
@@ -67,6 +67,7 @@
         </w:rPr>
         <w:t xml:space="preserve">Guerrero </w:t>
       </w:r>
+      <w:proofErr w:type="spellStart"/>
       <w:r>
         <w:rPr>
           <w:b/>
@@ -74,6 +75,7 @@
         </w:rPr>
         <w:t>extends</w:t>
       </w:r>
+      <w:proofErr w:type="spellEnd"/>
       <w:r>
         <w:rPr>
           <w:b/>
@@ -101,6 +103,7 @@
         </w:rPr>
         <w:t xml:space="preserve">Arquero </w:t>
       </w:r>
+      <w:proofErr w:type="spellStart"/>
       <w:r>
         <w:rPr>
           <w:b/>
@@ -108,12 +111,14 @@
         </w:rPr>
         <w:t>extends</w:t>
       </w:r>
+      <w:proofErr w:type="spellEnd"/>
       <w:r>
         <w:rPr>
           <w:lang w:val="es-ES"/>
         </w:rPr>
         <w:t xml:space="preserve"> Personaje </w:t>
       </w:r>
+      <w:proofErr w:type="spellStart"/>
       <w:r>
         <w:rPr>
           <w:b/>
@@ -121,6 +126,7 @@
         </w:rPr>
         <w:t>implements</w:t>
       </w:r>
+      <w:proofErr w:type="spellEnd"/>
       <w:r>
         <w:rPr>
           <w:lang w:val="es-ES"/>
@@ -134,6 +140,7 @@
         <w:br/>
         <w:t xml:space="preserve">Catapulta </w:t>
       </w:r>
+      <w:proofErr w:type="spellStart"/>
       <w:r>
         <w:rPr>
           <w:b/>
@@ -141,6 +148,7 @@
         </w:rPr>
         <w:t>implements</w:t>
       </w:r>
+      <w:proofErr w:type="spellEnd"/>
       <w:r>
         <w:rPr>
           <w:lang w:val="es-ES"/>
@@ -171,56 +179,154 @@
           <w:lang w:val="es-ES"/>
         </w:rPr>
         <w:br/>
-        <w:t>a) Guerrero conan = new Guerrero();</w:t>
-      </w:r>
-      <w:r>
-        <w:rPr>
-          <w:lang w:val="es-ES"/>
-        </w:rPr>
-        <w:br/>
-        <w:t>b) Guerrero legolas = new Arquero();</w:t>
-      </w:r>
-    </w:p>
-    <w:p>
-      <w:pPr>
-        <w:pStyle w:val="Prrafodelista"/>
-        <w:rPr>
-          <w:lang w:val="es-ES"/>
-        </w:rPr>
-      </w:pPr>
-      <w:r>
-        <w:rPr>
-          <w:lang w:val="es-ES"/>
-        </w:rPr>
-        <w:t>c) Arquero legolas = new Catapulta();</w:t>
-      </w:r>
-    </w:p>
-    <w:p>
-      <w:pPr>
-        <w:pStyle w:val="Prrafodelista"/>
-        <w:rPr>
-          <w:lang w:val="es-ES"/>
-        </w:rPr>
-      </w:pPr>
-      <w:r>
-        <w:rPr>
-          <w:lang w:val="es-ES"/>
-        </w:rPr>
-        <w:t>d) Recargable artillero = new Catapulta();</w:t>
-      </w:r>
-    </w:p>
-    <w:p>
-      <w:pPr>
-        <w:pStyle w:val="Prrafodelista"/>
-        <w:rPr>
-          <w:lang w:val="es-ES"/>
-        </w:rPr>
-      </w:pPr>
-      <w:r>
-        <w:rPr>
-          <w:lang w:val="es-ES"/>
-        </w:rPr>
-        <w:t>e) Personaje conan = new Arquero();</w:t>
+        <w:t xml:space="preserve">a) Guerrero </w:t>
+      </w:r>
+      <w:proofErr w:type="spellStart"/>
+      <w:r>
+        <w:rPr>
+          <w:lang w:val="es-ES"/>
+        </w:rPr>
+        <w:t>conan</w:t>
+      </w:r>
+      <w:proofErr w:type="spellEnd"/>
+      <w:r>
+        <w:rPr>
+          <w:lang w:val="es-ES"/>
+        </w:rPr>
+        <w:t xml:space="preserve"> = new Guerrero();</w:t>
+      </w:r>
+      <w:r>
+        <w:rPr>
+          <w:lang w:val="es-ES"/>
+        </w:rPr>
+        <w:br/>
+        <w:t xml:space="preserve">b) Guerrero </w:t>
+      </w:r>
+      <w:proofErr w:type="spellStart"/>
+      <w:r>
+        <w:rPr>
+          <w:lang w:val="es-ES"/>
+        </w:rPr>
+        <w:t>legolas</w:t>
+      </w:r>
+      <w:proofErr w:type="spellEnd"/>
+      <w:r>
+        <w:rPr>
+          <w:lang w:val="es-ES"/>
+        </w:rPr>
+        <w:t xml:space="preserve"> = new Arquero();</w:t>
+      </w:r>
+    </w:p>
+    <w:p>
+      <w:pPr>
+        <w:pStyle w:val="Prrafodelista"/>
+        <w:rPr>
+          <w:lang w:val="es-ES"/>
+        </w:rPr>
+      </w:pPr>
+      <w:r>
+        <w:rPr>
+          <w:lang w:val="es-ES"/>
+        </w:rPr>
+        <w:t xml:space="preserve">c) Arquero </w:t>
+      </w:r>
+      <w:proofErr w:type="spellStart"/>
+      <w:r>
+        <w:rPr>
+          <w:lang w:val="es-ES"/>
+        </w:rPr>
+        <w:t>legolas</w:t>
+      </w:r>
+      <w:proofErr w:type="spellEnd"/>
+      <w:r>
+        <w:rPr>
+          <w:lang w:val="es-ES"/>
+        </w:rPr>
+        <w:t xml:space="preserve"> = new </w:t>
+      </w:r>
+      <w:proofErr w:type="gramStart"/>
+      <w:r>
+        <w:rPr>
+          <w:lang w:val="es-ES"/>
+        </w:rPr>
+        <w:t>Catapulta(</w:t>
+      </w:r>
+      <w:proofErr w:type="gramEnd"/>
+      <w:r>
+        <w:rPr>
+          <w:lang w:val="es-ES"/>
+        </w:rPr>
+        <w:t>);</w:t>
+      </w:r>
+    </w:p>
+    <w:p>
+      <w:pPr>
+        <w:pStyle w:val="Prrafodelista"/>
+        <w:rPr>
+          <w:lang w:val="es-ES"/>
+        </w:rPr>
+      </w:pPr>
+      <w:r>
+        <w:rPr>
+          <w:lang w:val="es-ES"/>
+        </w:rPr>
+        <w:t xml:space="preserve">d) Recargable artillero = new </w:t>
+      </w:r>
+      <w:proofErr w:type="gramStart"/>
+      <w:r>
+        <w:rPr>
+          <w:lang w:val="es-ES"/>
+        </w:rPr>
+        <w:t>Catapulta(</w:t>
+      </w:r>
+      <w:proofErr w:type="gramEnd"/>
+      <w:r>
+        <w:rPr>
+          <w:lang w:val="es-ES"/>
+        </w:rPr>
+        <w:t>);</w:t>
+      </w:r>
+    </w:p>
+    <w:p>
+      <w:pPr>
+        <w:pStyle w:val="Prrafodelista"/>
+        <w:rPr>
+          <w:lang w:val="es-ES"/>
+        </w:rPr>
+      </w:pPr>
+      <w:r>
+        <w:rPr>
+          <w:lang w:val="es-ES"/>
+        </w:rPr>
+        <w:t xml:space="preserve">e) Personaje </w:t>
+      </w:r>
+      <w:proofErr w:type="spellStart"/>
+      <w:r>
+        <w:rPr>
+          <w:lang w:val="es-ES"/>
+        </w:rPr>
+        <w:t>conan</w:t>
+      </w:r>
+      <w:proofErr w:type="spellEnd"/>
+      <w:r>
+        <w:rPr>
+          <w:lang w:val="es-ES"/>
+        </w:rPr>
+        <w:t xml:space="preserve"> = new </w:t>
+      </w:r>
+      <w:proofErr w:type="gramStart"/>
+      <w:r>
+        <w:rPr>
+          <w:lang w:val="es-ES"/>
+        </w:rPr>
+        <w:t>Arquero(</w:t>
+      </w:r>
+      <w:proofErr w:type="gramEnd"/>
+      <w:r>
+        <w:rPr>
+          <w:lang w:val="es-ES"/>
+        </w:rPr>
+        <w:t>);</w:t>
       </w:r>
     </w:p>
     <w:p>
@@ -260,6 +366,7 @@
         </w:rPr>
         <w:br/>
       </w:r>
+      <w:proofErr w:type="spellStart"/>
       <w:r>
         <w:rPr>
           <w:b/>
@@ -267,6 +374,7 @@
         </w:rPr>
         <w:t>class</w:t>
       </w:r>
+      <w:proofErr w:type="spellEnd"/>
       <w:r>
         <w:rPr>
           <w:lang w:val="es-ES"/>
@@ -279,14 +387,24 @@
         <w:pStyle w:val="Prrafodelista"/>
         <w:ind w:left="1440"/>
       </w:pPr>
+      <w:proofErr w:type="gramStart"/>
       <w:r>
         <w:rPr>
           <w:b/>
         </w:rPr>
         <w:t>public</w:t>
       </w:r>
-      <w:r>
-        <w:t xml:space="preserve"> C1() { System.out.print(“1”);</w:t>
+      <w:proofErr w:type="gramEnd"/>
+      <w:r>
+        <w:t xml:space="preserve"> C1() { </w:t>
+      </w:r>
+      <w:proofErr w:type="spellStart"/>
+      <w:r>
+        <w:t>System.out.print</w:t>
+      </w:r>
+      <w:proofErr w:type="spellEnd"/>
+      <w:r>
+        <w:t>(“1”);</w:t>
       </w:r>
       <w:r>
         <w:br/>
@@ -337,7 +455,15 @@
         <w:t>public</w:t>
       </w:r>
       <w:r>
-        <w:t xml:space="preserve"> C2() { System.out.print(“2); </w:t>
+        <w:t xml:space="preserve"> C2() { </w:t>
+      </w:r>
+      <w:proofErr w:type="spellStart"/>
+      <w:r>
+        <w:t>System.out.print</w:t>
+      </w:r>
+      <w:proofErr w:type="spellEnd"/>
+      <w:r>
+        <w:t xml:space="preserve">(“2); </w:t>
       </w:r>
       <w:r>
         <w:br/>
@@ -404,7 +530,15 @@
         <w:t>public</w:t>
       </w:r>
       <w:r>
-        <w:t xml:space="preserve"> C3() { System.out.print(“3”);</w:t>
+        <w:t xml:space="preserve"> C3() { </w:t>
+      </w:r>
+      <w:proofErr w:type="spellStart"/>
+      <w:r>
+        <w:t>System.out.print</w:t>
+      </w:r>
+      <w:proofErr w:type="spellEnd"/>
+      <w:r>
+        <w:t>(“3”);</w:t>
       </w:r>
       <w:r>
         <w:br/>
@@ -429,11 +563,19 @@
       <w:r>
         <w:tab/>
       </w:r>
-      <w:r>
-        <w:rPr>
-          <w:b/>
-        </w:rPr>
-        <w:t xml:space="preserve">class </w:t>
+      <w:proofErr w:type="gramStart"/>
+      <w:r>
+        <w:rPr>
+          <w:b/>
+        </w:rPr>
+        <w:t>class</w:t>
+      </w:r>
+      <w:proofErr w:type="gramEnd"/>
+      <w:r>
+        <w:rPr>
+          <w:b/>
+        </w:rPr>
+        <w:t xml:space="preserve"> </w:t>
       </w:r>
       <w:r>
         <w:t>App {</w:t>
@@ -454,7 +596,15 @@
         <w:t xml:space="preserve">public static void </w:t>
       </w:r>
       <w:r>
-        <w:t>main(String[] args) {</w:t>
+        <w:t xml:space="preserve">main(String[] </w:t>
+      </w:r>
+      <w:proofErr w:type="spellStart"/>
+      <w:r>
+        <w:t>args</w:t>
+      </w:r>
+      <w:proofErr w:type="spellEnd"/>
+      <w:r>
+        <w:t>) {</w:t>
       </w:r>
       <w:r>
         <w:br/>
@@ -586,6 +736,7 @@
         </w:rPr>
         <w:t>Ninguna de las anteriores (¿</w:t>
       </w:r>
+      <w:proofErr w:type="spellStart"/>
       <w:r>
         <w:rPr>
           <w:color w:val="FF0000"/>
@@ -593,6 +744,7 @@
         </w:rPr>
         <w:t>acadicealgoperonollegoaleer</w:t>
       </w:r>
+      <w:proofErr w:type="spellEnd"/>
       <w:r>
         <w:rPr>
           <w:lang w:val="es-ES"/>
@@ -721,14 +873,40 @@
           <w:lang w:val="es-ES"/>
         </w:rPr>
         <w:br/>
-        <w:t>rectangulo(b3,h3).</w:t>
-      </w:r>
-      <w:r>
-        <w:rPr>
-          <w:lang w:val="es-ES"/>
-        </w:rPr>
-        <w:br/>
-        <w:t>rectangulo(b4,h4).</w:t>
+      </w:r>
+      <w:proofErr w:type="spellStart"/>
+      <w:r>
+        <w:rPr>
+          <w:lang w:val="es-ES"/>
+        </w:rPr>
+        <w:t>rectangulo</w:t>
+      </w:r>
+      <w:proofErr w:type="spellEnd"/>
+      <w:r>
+        <w:rPr>
+          <w:lang w:val="es-ES"/>
+        </w:rPr>
+        <w:t>(b3,h3).</w:t>
+      </w:r>
+      <w:r>
+        <w:rPr>
+          <w:lang w:val="es-ES"/>
+        </w:rPr>
+        <w:br/>
+      </w:r>
+      <w:proofErr w:type="spellStart"/>
+      <w:r>
+        <w:rPr>
+          <w:lang w:val="es-ES"/>
+        </w:rPr>
+        <w:t>rectangulo</w:t>
+      </w:r>
+      <w:proofErr w:type="spellEnd"/>
+      <w:r>
+        <w:rPr>
+          <w:lang w:val="es-ES"/>
+        </w:rPr>
+        <w:t>(b4,h4).</w:t>
       </w:r>
       <w:r>
         <w:rPr>
@@ -755,7 +933,21 @@
           <w:lang w:val="es-ES"/>
         </w:rPr>
         <w:br/>
-        <w:t xml:space="preserve">Escribir las reglas prolog necesarias para encontrar la figura de área máxima. Ejemplificar la consulta. </w:t>
+        <w:t xml:space="preserve">Escribir las reglas </w:t>
+      </w:r>
+      <w:proofErr w:type="spellStart"/>
+      <w:r>
+        <w:rPr>
+          <w:lang w:val="es-ES"/>
+        </w:rPr>
+        <w:t>prolog</w:t>
+      </w:r>
+      <w:proofErr w:type="spellEnd"/>
+      <w:r>
+        <w:rPr>
+          <w:lang w:val="es-ES"/>
+        </w:rPr>
+        <w:t xml:space="preserve"> necesarias para encontrar la figura de área máxima. Ejemplificar la consulta. </w:t>
       </w:r>
       <w:r>
         <w:rPr>
@@ -878,12 +1070,21 @@
         <w:br/>
         <w:t xml:space="preserve">a) </w:t>
       </w:r>
-      <w:r>
-        <w:rPr>
-          <w:b/>
-          <w:lang w:val="es-ES"/>
-        </w:rPr>
-        <w:t xml:space="preserve">for </w:t>
+      <w:proofErr w:type="spellStart"/>
+      <w:r>
+        <w:rPr>
+          <w:b/>
+          <w:lang w:val="es-ES"/>
+        </w:rPr>
+        <w:t>for</w:t>
+      </w:r>
+      <w:proofErr w:type="spellEnd"/>
+      <w:r>
+        <w:rPr>
+          <w:b/>
+          <w:lang w:val="es-ES"/>
+        </w:rPr>
+        <w:t xml:space="preserve"> </w:t>
       </w:r>
       <w:r>
         <w:rPr>
@@ -891,12 +1092,21 @@
         </w:rPr>
         <w:t xml:space="preserve">( </w:t>
       </w:r>
-      <w:r>
-        <w:rPr>
-          <w:b/>
-          <w:lang w:val="es-ES"/>
-        </w:rPr>
-        <w:t xml:space="preserve">int </w:t>
+      <w:proofErr w:type="spellStart"/>
+      <w:r>
+        <w:rPr>
+          <w:b/>
+          <w:lang w:val="es-ES"/>
+        </w:rPr>
+        <w:t>int</w:t>
+      </w:r>
+      <w:proofErr w:type="spellEnd"/>
+      <w:r>
+        <w:rPr>
+          <w:b/>
+          <w:lang w:val="es-ES"/>
+        </w:rPr>
+        <w:t xml:space="preserve"> </w:t>
       </w:r>
       <w:r>
         <w:rPr>
@@ -962,12 +1172,21 @@
         </w:rPr>
         <w:br/>
       </w:r>
-      <w:r>
-        <w:rPr>
-          <w:b/>
-          <w:lang w:val="es-ES"/>
-        </w:rPr>
-        <w:t xml:space="preserve">for </w:t>
+      <w:proofErr w:type="spellStart"/>
+      <w:r>
+        <w:rPr>
+          <w:b/>
+          <w:lang w:val="es-ES"/>
+        </w:rPr>
+        <w:t>for</w:t>
+      </w:r>
+      <w:proofErr w:type="spellEnd"/>
+      <w:r>
+        <w:rPr>
+          <w:b/>
+          <w:lang w:val="es-ES"/>
+        </w:rPr>
+        <w:t xml:space="preserve"> </w:t>
       </w:r>
       <w:r>
         <w:rPr>
@@ -975,12 +1194,21 @@
         </w:rPr>
         <w:t xml:space="preserve">( </w:t>
       </w:r>
-      <w:r>
-        <w:rPr>
-          <w:b/>
-          <w:lang w:val="es-ES"/>
-        </w:rPr>
-        <w:t xml:space="preserve">int </w:t>
+      <w:proofErr w:type="spellStart"/>
+      <w:r>
+        <w:rPr>
+          <w:b/>
+          <w:lang w:val="es-ES"/>
+        </w:rPr>
+        <w:t>int</w:t>
+      </w:r>
+      <w:proofErr w:type="spellEnd"/>
+      <w:r>
+        <w:rPr>
+          <w:b/>
+          <w:lang w:val="es-ES"/>
+        </w:rPr>
+        <w:t xml:space="preserve"> </w:t>
       </w:r>
       <w:r>
         <w:rPr>
@@ -997,30 +1225,48 @@
           <w:color w:val="FF0000"/>
         </w:rPr>
       </w:pPr>
+      <w:proofErr w:type="gramStart"/>
       <w:r>
         <w:rPr>
           <w:b/>
           <w:color w:val="FF0000"/>
         </w:rPr>
-        <w:t xml:space="preserve">for </w:t>
-      </w:r>
-      <w:r>
-        <w:rPr>
+        <w:t>for</w:t>
+      </w:r>
+      <w:proofErr w:type="gramEnd"/>
+      <w:r>
+        <w:rPr>
+          <w:b/>
           <w:color w:val="FF0000"/>
         </w:rPr>
+        <w:t xml:space="preserve"> </w:t>
+      </w:r>
+      <w:r>
+        <w:rPr>
+          <w:color w:val="FF0000"/>
+        </w:rPr>
         <w:t xml:space="preserve">( </w:t>
       </w:r>
+      <w:proofErr w:type="spellStart"/>
       <w:r>
         <w:rPr>
           <w:b/>
           <w:color w:val="FF0000"/>
         </w:rPr>
-        <w:t xml:space="preserve">int </w:t>
-      </w:r>
-      <w:r>
-        <w:rPr>
+        <w:t>int</w:t>
+      </w:r>
+      <w:proofErr w:type="spellEnd"/>
+      <w:r>
+        <w:rPr>
+          <w:b/>
           <w:color w:val="FF0000"/>
         </w:rPr>
+        <w:t xml:space="preserve"> </w:t>
+      </w:r>
+      <w:r>
+        <w:rPr>
+          <w:color w:val="FF0000"/>
+        </w:rPr>
         <w:t>j = a; j &lt;= ……</w:t>
       </w:r>
     </w:p>
@@ -1029,30 +1275,48 @@
         <w:pStyle w:val="Prrafodelista"/>
         <w:ind w:left="2160"/>
       </w:pPr>
+      <w:proofErr w:type="gramStart"/>
       <w:r>
         <w:rPr>
           <w:b/>
           <w:color w:val="FF0000"/>
         </w:rPr>
-        <w:t xml:space="preserve">for </w:t>
-      </w:r>
-      <w:r>
-        <w:rPr>
+        <w:t>for</w:t>
+      </w:r>
+      <w:proofErr w:type="gramEnd"/>
+      <w:r>
+        <w:rPr>
+          <w:b/>
           <w:color w:val="FF0000"/>
         </w:rPr>
+        <w:t xml:space="preserve"> </w:t>
+      </w:r>
+      <w:r>
+        <w:rPr>
+          <w:color w:val="FF0000"/>
+        </w:rPr>
         <w:t xml:space="preserve">( </w:t>
       </w:r>
+      <w:proofErr w:type="spellStart"/>
       <w:r>
         <w:rPr>
           <w:b/>
           <w:color w:val="FF0000"/>
         </w:rPr>
-        <w:t xml:space="preserve">int </w:t>
-      </w:r>
-      <w:r>
-        <w:rPr>
+        <w:t>int</w:t>
+      </w:r>
+      <w:proofErr w:type="spellEnd"/>
+      <w:r>
+        <w:rPr>
+          <w:b/>
           <w:color w:val="FF0000"/>
         </w:rPr>
+        <w:t xml:space="preserve"> </w:t>
+      </w:r>
+      <w:r>
+        <w:rPr>
+          <w:color w:val="FF0000"/>
+        </w:rPr>
         <w:t>k = 0; k &lt; …..</w:t>
       </w:r>
       <w:r>
@@ -1070,8 +1334,13 @@
         </w:rPr>
         <w:tab/>
       </w:r>
-      <w:r>
-        <w:t>sum--;</w:t>
+      <w:proofErr w:type="gramStart"/>
+      <w:r>
+        <w:t>sum--</w:t>
+      </w:r>
+      <w:proofErr w:type="gramEnd"/>
+      <w:r>
+        <w:t>;</w:t>
       </w:r>
       <w:r>
         <w:rPr>
@@ -1140,10 +1409,12 @@
       </w:pPr>
     </w:p>
     <w:p>
+      <w:proofErr w:type="spellStart"/>
       <w:r>
         <w:lastRenderedPageBreak/>
         <w:t>Resolución</w:t>
       </w:r>
+      <w:proofErr w:type="spellEnd"/>
     </w:p>
     <w:p>
       <w:pPr>
@@ -1192,7 +1463,21 @@
         <w:rPr>
           <w:lang w:val="es-ES"/>
         </w:rPr>
-        <w:t xml:space="preserve">B) Esta asignación presenta un conflicto de tipos. No se le puede asignar a la referencia legolas, del tipo Guerrero, un objeto que sea de la clase Arquero, ya que son dos clases diferentes. </w:t>
+        <w:t xml:space="preserve">B) Esta asignación presenta un conflicto de tipos. No se le puede asignar a la referencia </w:t>
+      </w:r>
+      <w:proofErr w:type="spellStart"/>
+      <w:r>
+        <w:rPr>
+          <w:lang w:val="es-ES"/>
+        </w:rPr>
+        <w:t>legolas</w:t>
+      </w:r>
+      <w:proofErr w:type="spellEnd"/>
+      <w:r>
+        <w:rPr>
+          <w:lang w:val="es-ES"/>
+        </w:rPr>
+        <w:t xml:space="preserve">, del tipo Guerrero, un objeto que sea de la clase Arquero, ya que son dos clases diferentes. </w:t>
       </w:r>
       <w:r>
         <w:rPr>
@@ -1281,20 +1566,56 @@
         <w:rPr>
           <w:lang w:val="es-ES"/>
         </w:rPr>
-        <w:t xml:space="preserve">La respuesta correcta es A, error de compilación. Esto es debido a que el super(); debe ser la primera llamada/instrucción del constructor. Esto es para asegurar que los atributos de la clase padre estén correctamente inicializados en caso de que necesitemos utilizarlos a través de un método de la clase hijo. </w:t>
-      </w:r>
-      <w:r>
-        <w:rPr>
-          <w:lang w:val="es-ES"/>
-        </w:rPr>
-        <w:br/>
-      </w:r>
-      <w:r>
-        <w:rPr>
-          <w:lang w:val="es-ES"/>
-        </w:rPr>
-        <w:br/>
-        <w:t xml:space="preserve">Acordarse de que, el compilador Java siempre inserta el super(); implícitamente, sin </w:t>
+        <w:t xml:space="preserve">La respuesta correcta es A, error de compilación. Esto es debido a que el </w:t>
+      </w:r>
+      <w:proofErr w:type="spellStart"/>
+      <w:proofErr w:type="gramStart"/>
+      <w:r>
+        <w:rPr>
+          <w:lang w:val="es-ES"/>
+        </w:rPr>
+        <w:t>super</w:t>
+      </w:r>
+      <w:proofErr w:type="spellEnd"/>
+      <w:r>
+        <w:rPr>
+          <w:lang w:val="es-ES"/>
+        </w:rPr>
+        <w:t>(</w:t>
+      </w:r>
+      <w:proofErr w:type="gramEnd"/>
+      <w:r>
+        <w:rPr>
+          <w:lang w:val="es-ES"/>
+        </w:rPr>
+        <w:t xml:space="preserve">); debe ser la primera llamada/instrucción del constructor. Esto es para asegurar que los atributos de la clase padre estén correctamente inicializados en caso de que necesitemos utilizarlos a través de un método de la clase hijo. </w:t>
+      </w:r>
+      <w:r>
+        <w:rPr>
+          <w:lang w:val="es-ES"/>
+        </w:rPr>
+        <w:br/>
+      </w:r>
+      <w:r>
+        <w:rPr>
+          <w:lang w:val="es-ES"/>
+        </w:rPr>
+        <w:br/>
+        <w:t xml:space="preserve">Acordarse de que, el compilador Java siempre inserta el </w:t>
+      </w:r>
+      <w:proofErr w:type="spellStart"/>
+      <w:r>
+        <w:rPr>
+          <w:lang w:val="es-ES"/>
+        </w:rPr>
+        <w:t>super</w:t>
+      </w:r>
+      <w:proofErr w:type="spellEnd"/>
+      <w:r>
+        <w:rPr>
+          <w:lang w:val="es-ES"/>
+        </w:rPr>
+        <w:t xml:space="preserve">(); implícitamente, sin </w:t>
       </w:r>
       <w:r>
         <w:rPr>
@@ -1363,7 +1684,21 @@
         <w:rPr>
           <w:lang w:val="es-ES"/>
         </w:rPr>
-        <w:t xml:space="preserve">A) Los pasos para insertar la secuencia de números dada en un montículo máximo, utilizando una implementación del montículo con un array, del cual ignoramos la posición 0 del mismo, </w:t>
+        <w:t xml:space="preserve">A) Los pasos para insertar la secuencia de números dada en un montículo máximo, utilizando una implementación del montículo con un </w:t>
+      </w:r>
+      <w:proofErr w:type="spellStart"/>
+      <w:r>
+        <w:rPr>
+          <w:lang w:val="es-ES"/>
+        </w:rPr>
+        <w:t>array</w:t>
+      </w:r>
+      <w:proofErr w:type="spellEnd"/>
+      <w:r>
+        <w:rPr>
+          <w:lang w:val="es-ES"/>
+        </w:rPr>
+        <w:t xml:space="preserve">, del cual ignoramos la posición 0 del mismo, </w:t>
       </w:r>
       <w:r>
         <w:rPr>
@@ -1384,63 +1719,83 @@
           <w:lang w:val="es-ES"/>
         </w:rPr>
         <w:br/>
-        <w:t xml:space="preserve">Secuencia: </w:t>
-      </w:r>
-      <w:r>
-        <w:rPr>
-          <w:lang w:val="es-ES"/>
-        </w:rPr>
-        <w:t>25 7 54 38 2 1 50</w:t>
-      </w:r>
-      <w:r>
-        <w:rPr>
-          <w:lang w:val="es-ES"/>
-        </w:rPr>
-        <w:br/>
-      </w:r>
-      <w:r>
-        <w:rPr>
-          <w:lang w:val="es-ES"/>
-        </w:rPr>
-        <w:br/>
-      </w:r>
+        <w:t>Secuencia: 25 7 54 38 2 1 50</w:t>
+      </w:r>
+      <w:r>
+        <w:rPr>
+          <w:lang w:val="es-ES"/>
+        </w:rPr>
+        <w:br/>
+      </w:r>
+      <w:r>
+        <w:rPr>
+          <w:lang w:val="es-ES"/>
+        </w:rPr>
+        <w:br/>
+      </w:r>
+      <w:proofErr w:type="spellStart"/>
       <w:r>
         <w:rPr>
           <w:b/>
           <w:bCs/>
           <w:lang w:val="es-ES"/>
         </w:rPr>
-        <w:t xml:space="preserve">cantelem: </w:t>
-      </w:r>
-      <w:r>
-        <w:rPr>
+        <w:t>cantelem</w:t>
+      </w:r>
+      <w:proofErr w:type="spellEnd"/>
+      <w:r>
+        <w:rPr>
+          <w:b/>
           <w:bCs/>
           <w:lang w:val="es-ES"/>
         </w:rPr>
-        <w:t>variable que lleva cuenta de la cantidad de elementos del array. La utilizamos como índice indicador de posición. Se inicializa en 0.</w:t>
-      </w:r>
-      <w:r>
-        <w:rPr>
-          <w:b/>
+        <w:t xml:space="preserve">: </w:t>
+      </w:r>
+      <w:r>
+        <w:rPr>
           <w:bCs/>
           <w:lang w:val="es-ES"/>
         </w:rPr>
-        <w:br/>
-      </w:r>
-    </w:p>
-    <w:p>
-      <w:pPr>
-        <w:pStyle w:val="Prrafodelista"/>
+        <w:t xml:space="preserve">variable que lleva cuenta de la cantidad de elementos del </w:t>
+      </w:r>
+      <w:proofErr w:type="spellStart"/>
+      <w:r>
         <w:rPr>
           <w:bCs/>
           <w:lang w:val="es-ES"/>
         </w:rPr>
-      </w:pPr>
+        <w:t>array</w:t>
+      </w:r>
+      <w:proofErr w:type="spellEnd"/>
       <w:r>
         <w:rPr>
           <w:bCs/>
           <w:lang w:val="es-ES"/>
         </w:rPr>
+        <w:t>. La utilizamos como índice indicador de posición. Se inicializa en 0.</w:t>
+      </w:r>
+      <w:r>
+        <w:rPr>
+          <w:b/>
+          <w:bCs/>
+          <w:lang w:val="es-ES"/>
+        </w:rPr>
+        <w:br/>
+      </w:r>
+    </w:p>
+    <w:p>
+      <w:pPr>
+        <w:pStyle w:val="Prrafodelista"/>
+        <w:rPr>
+          <w:bCs/>
+          <w:lang w:val="es-ES"/>
+        </w:rPr>
+      </w:pPr>
+      <w:r>
+        <w:rPr>
+          <w:bCs/>
+          <w:lang w:val="es-ES"/>
+        </w:rPr>
         <w:t>Cómo obtener los padres e hijos a través del índice:</w:t>
       </w:r>
     </w:p>
@@ -1474,7 +1829,25 @@
           <w:lang w:val="es-ES"/>
         </w:rPr>
         <w:br/>
-        <w:t>hijo izq = 2i</w:t>
+        <w:t xml:space="preserve">hijo </w:t>
+      </w:r>
+      <w:proofErr w:type="spellStart"/>
+      <w:r>
+        <w:rPr>
+          <w:b/>
+          <w:bCs/>
+          <w:lang w:val="es-ES"/>
+        </w:rPr>
+        <w:t>izq</w:t>
+      </w:r>
+      <w:proofErr w:type="spellEnd"/>
+      <w:r>
+        <w:rPr>
+          <w:b/>
+          <w:bCs/>
+          <w:lang w:val="es-ES"/>
+        </w:rPr>
+        <w:t xml:space="preserve"> = 2i</w:t>
       </w:r>
       <w:r>
         <w:rPr>
@@ -1543,7 +1916,21 @@
           <w:lang w:val="es-ES"/>
         </w:rPr>
         <w:br/>
-        <w:t>-Declaramos a i = cantElem.</w:t>
+        <w:t xml:space="preserve">-Declaramos a i = </w:t>
+      </w:r>
+      <w:proofErr w:type="spellStart"/>
+      <w:r>
+        <w:rPr>
+          <w:lang w:val="es-ES"/>
+        </w:rPr>
+        <w:t>cantElem</w:t>
+      </w:r>
+      <w:proofErr w:type="spellEnd"/>
+      <w:r>
+        <w:rPr>
+          <w:lang w:val="es-ES"/>
+        </w:rPr>
+        <w:t>.</w:t>
       </w:r>
     </w:p>
     <w:p>
@@ -1635,26 +2022,28 @@
           <w:lang w:val="es-ES"/>
         </w:rPr>
         <w:br/>
-        <w:t>-Declaramos a i = cantElem.</w:t>
-      </w:r>
-      <w:r>
-        <w:rPr>
-          <w:lang w:val="es-ES"/>
-        </w:rPr>
-        <w:br/>
-        <w:t xml:space="preserve">-Mientras que el padre sea menor a 7, y mientras que i sea mayor a 1, </w:t>
-      </w:r>
-      <w:r>
-        <w:rPr>
-          <w:lang w:val="es-ES"/>
-        </w:rPr>
-        <w:t xml:space="preserve">intercambiamos de posición al padre con el hijo, y asignamos i = i/2: </w:t>
-      </w:r>
-      <w:r>
-        <w:rPr>
-          <w:lang w:val="es-ES"/>
-        </w:rPr>
-        <w:t>Como 7 es menor que 25, no se produce ningún intercambio.</w:t>
+        <w:t xml:space="preserve">-Declaramos a i = </w:t>
+      </w:r>
+      <w:proofErr w:type="spellStart"/>
+      <w:r>
+        <w:rPr>
+          <w:lang w:val="es-ES"/>
+        </w:rPr>
+        <w:t>cantElem</w:t>
+      </w:r>
+      <w:proofErr w:type="spellEnd"/>
+      <w:r>
+        <w:rPr>
+          <w:lang w:val="es-ES"/>
+        </w:rPr>
+        <w:t>.</w:t>
+      </w:r>
+      <w:r>
+        <w:rPr>
+          <w:lang w:val="es-ES"/>
+        </w:rPr>
+        <w:br/>
+        <w:t>-Mientras que el padre sea menor a 7, y mientras que i sea mayor a 1, intercambiamos de posición al padre con el hijo, y asignamos i = i/2: Como 7 es menor que 25, no se produce ningún intercambio.</w:t>
       </w:r>
       <w:r>
         <w:rPr>
@@ -1680,11 +2069,6 @@
           <w:lang w:val="es-ES"/>
         </w:rPr>
         <w:br/>
-      </w:r>
-      <w:r>
-        <w:rPr>
-          <w:lang w:val="es-ES"/>
-        </w:rPr>
         <w:t>-Insertamos el número en la posición cantElem+1.</w:t>
       </w:r>
       <w:r>
@@ -1699,20 +2083,28 @@
           <w:lang w:val="es-ES"/>
         </w:rPr>
         <w:br/>
-        <w:t>-Declaramos a i = cantElem.</w:t>
-      </w:r>
-      <w:r>
-        <w:rPr>
-          <w:lang w:val="es-ES"/>
-        </w:rPr>
-        <w:br/>
-        <w:t>-Mientras que el padre sea menor a 7, y mientras que i sea mayor a 1, intercambiamos de posición al padre con el hijo, y asignamos i = i/2:</w:t>
-      </w:r>
-      <w:r>
-        <w:rPr>
-          <w:lang w:val="es-ES"/>
-        </w:rPr>
-        <w:t xml:space="preserve"> Como el padre es menor que el hijo, necesitamos ajustar el montículo. Intercambiamos al padre con el hijo.</w:t>
+        <w:t xml:space="preserve">-Declaramos a i = </w:t>
+      </w:r>
+      <w:proofErr w:type="spellStart"/>
+      <w:r>
+        <w:rPr>
+          <w:lang w:val="es-ES"/>
+        </w:rPr>
+        <w:t>cantElem</w:t>
+      </w:r>
+      <w:proofErr w:type="spellEnd"/>
+      <w:r>
+        <w:rPr>
+          <w:lang w:val="es-ES"/>
+        </w:rPr>
+        <w:t>.</w:t>
+      </w:r>
+      <w:r>
+        <w:rPr>
+          <w:lang w:val="es-ES"/>
+        </w:rPr>
+        <w:br/>
+        <w:t>-Mientras que el padre sea menor a 7, y mientras que i sea mayor a 1, intercambiamos de posición al padre con el hijo, y asignamos i = i/2: Como el padre es menor que el hijo, necesitamos ajustar el montículo. Intercambiamos al padre con el hijo.</w:t>
       </w:r>
       <w:r>
         <w:rPr>
@@ -1888,7 +2280,7 @@
             <v:path o:extrusionok="f" gradientshapeok="t" o:connecttype="rect"/>
             <o:lock v:ext="edit" aspectratio="t"/>
           </v:shapetype>
-          <v:shape id="_x0000_s1026" type="#_x0000_t75" style="position:absolute;left:0;text-align:left;margin-left:32.25pt;margin-top:-56.15pt;width:429pt;height:772.4pt;z-index:251659264;mso-position-horizontal-relative:text;mso-position-vertical-relative:text">
+          <v:shape id="_x0000_s1028" type="#_x0000_t75" style="position:absolute;left:0;text-align:left;margin-left:-25.5pt;margin-top:-44.65pt;width:498pt;height:745.35pt;z-index:251659264;mso-position-horizontal-relative:text;mso-position-vertical-relative:text">
             <v:imagedata r:id="rId6" o:title="InsercionMonticulo"/>
           </v:shape>
         </w:pict>
@@ -2263,28 +2655,84 @@
           <w:lang w:val="es-ES"/>
         </w:rPr>
         <w:br/>
-        <w:t xml:space="preserve">-Seteamos el valor de retorno como el primer elemento del mismo, es decir, su raíz. </w:t>
-      </w:r>
-      <w:r>
-        <w:rPr>
-          <w:lang w:val="es-ES"/>
-        </w:rPr>
-        <w:br/>
-        <w:t xml:space="preserve">-Sobreescribimos la raíz con el último elemento del montículo. </w:t>
-      </w:r>
-    </w:p>
-    <w:p>
-      <w:pPr>
-        <w:pStyle w:val="Prrafodelista"/>
-        <w:rPr>
-          <w:lang w:val="es-ES"/>
-        </w:rPr>
-      </w:pPr>
-      <w:r>
-        <w:rPr>
-          <w:lang w:val="es-ES"/>
-        </w:rPr>
-        <w:t>-Llamos a adjustar_monticulo() teniendo en cuenta que ahora el tamaño del montículo decreció una unidad.</w:t>
+        <w:t>-</w:t>
+      </w:r>
+      <w:proofErr w:type="spellStart"/>
+      <w:r>
+        <w:rPr>
+          <w:lang w:val="es-ES"/>
+        </w:rPr>
+        <w:t>Seteamos</w:t>
+      </w:r>
+      <w:proofErr w:type="spellEnd"/>
+      <w:r>
+        <w:rPr>
+          <w:lang w:val="es-ES"/>
+        </w:rPr>
+        <w:t xml:space="preserve"> el valor de retorno como el primer elemento del mismo, es decir, su raíz. </w:t>
+      </w:r>
+      <w:r>
+        <w:rPr>
+          <w:lang w:val="es-ES"/>
+        </w:rPr>
+        <w:br/>
+        <w:t>-</w:t>
+      </w:r>
+      <w:proofErr w:type="spellStart"/>
+      <w:r>
+        <w:rPr>
+          <w:lang w:val="es-ES"/>
+        </w:rPr>
+        <w:t>Sobreescribimos</w:t>
+      </w:r>
+      <w:proofErr w:type="spellEnd"/>
+      <w:r>
+        <w:rPr>
+          <w:lang w:val="es-ES"/>
+        </w:rPr>
+        <w:t xml:space="preserve"> la raíz con el último elemento del montículo. </w:t>
+      </w:r>
+    </w:p>
+    <w:p>
+      <w:pPr>
+        <w:pStyle w:val="Prrafodelista"/>
+        <w:rPr>
+          <w:lang w:val="es-ES"/>
+        </w:rPr>
+      </w:pPr>
+      <w:r>
+        <w:rPr>
+          <w:lang w:val="es-ES"/>
+        </w:rPr>
+        <w:t>-</w:t>
+      </w:r>
+      <w:proofErr w:type="spellStart"/>
+      <w:r>
+        <w:rPr>
+          <w:lang w:val="es-ES"/>
+        </w:rPr>
+        <w:t>Llamos</w:t>
+      </w:r>
+      <w:proofErr w:type="spellEnd"/>
+      <w:r>
+        <w:rPr>
+          <w:lang w:val="es-ES"/>
+        </w:rPr>
+        <w:t xml:space="preserve"> a </w:t>
+      </w:r>
+      <w:proofErr w:type="spellStart"/>
+      <w:r>
+        <w:rPr>
+          <w:lang w:val="es-ES"/>
+        </w:rPr>
+        <w:t>adjustar_monticulo</w:t>
+      </w:r>
+      <w:proofErr w:type="spellEnd"/>
+      <w:r>
+        <w:rPr>
+          <w:lang w:val="es-ES"/>
+        </w:rPr>
+        <w:t>() teniendo en cuenta que ahora el tamaño del montículo decreció una unidad.</w:t>
       </w:r>
       <w:r>
         <w:rPr>
@@ -2305,27 +2753,65 @@
         </w:rPr>
         <w:br/>
       </w:r>
+      <w:proofErr w:type="spellStart"/>
       <w:r>
         <w:rPr>
           <w:color w:val="70AD47" w:themeColor="accent6"/>
           <w:lang w:val="es-ES"/>
         </w:rPr>
-        <w:t>adjustar_monticulo() puede hacerse de forma recursiva como iterativa. Sin embargo, creo que la forma recursiva es la que les gustaría más a los profes, por lo que dejo esa.</w:t>
-      </w:r>
-    </w:p>
-    <w:p>
-      <w:pPr>
-        <w:pStyle w:val="Prrafodelista"/>
-        <w:rPr>
-          <w:lang w:val="es-ES"/>
-        </w:rPr>
-      </w:pPr>
-      <w:r>
-        <w:rPr>
-          <w:lang w:val="es-ES"/>
-        </w:rPr>
-        <w:br/>
-        <w:t>Adjustar montículo se realiza de la forma siguiente:</w:t>
+        <w:t>adjustar_</w:t>
+      </w:r>
+      <w:proofErr w:type="gramStart"/>
+      <w:r>
+        <w:rPr>
+          <w:color w:val="70AD47" w:themeColor="accent6"/>
+          <w:lang w:val="es-ES"/>
+        </w:rPr>
+        <w:t>monticulo</w:t>
+      </w:r>
+      <w:proofErr w:type="spellEnd"/>
+      <w:r>
+        <w:rPr>
+          <w:color w:val="70AD47" w:themeColor="accent6"/>
+          <w:lang w:val="es-ES"/>
+        </w:rPr>
+        <w:t>(</w:t>
+      </w:r>
+      <w:proofErr w:type="gramEnd"/>
+      <w:r>
+        <w:rPr>
+          <w:color w:val="70AD47" w:themeColor="accent6"/>
+          <w:lang w:val="es-ES"/>
+        </w:rPr>
+        <w:t>) puede hacerse de forma recursiva como iterativa. Sin embargo, creo que la forma recursiva es la que les gustaría más a los profes, por lo que dejo esa.</w:t>
+      </w:r>
+    </w:p>
+    <w:p>
+      <w:pPr>
+        <w:pStyle w:val="Prrafodelista"/>
+        <w:rPr>
+          <w:lang w:val="es-ES"/>
+        </w:rPr>
+      </w:pPr>
+      <w:r>
+        <w:rPr>
+          <w:lang w:val="es-ES"/>
+        </w:rPr>
+        <w:br/>
+      </w:r>
+      <w:proofErr w:type="spellStart"/>
+      <w:r>
+        <w:rPr>
+          <w:lang w:val="es-ES"/>
+        </w:rPr>
+        <w:t>Adjustar</w:t>
+      </w:r>
+      <w:proofErr w:type="spellEnd"/>
+      <w:r>
+        <w:rPr>
+          <w:lang w:val="es-ES"/>
+        </w:rPr>
+        <w:t xml:space="preserve"> montículo se realiza de la forma siguiente:</w:t>
       </w:r>
     </w:p>
     <w:p>
@@ -2358,18 +2844,35 @@
           <w:lang w:val="es-ES"/>
         </w:rPr>
         <w:br/>
-      </w:r>
-      <w:r>
-        <w:rPr>
-          <w:lang w:val="es-ES"/>
-        </w:rPr>
-        <w:t>Para chequear si el</w:t>
-      </w:r>
-      <w:r>
-        <w:rPr>
-          <w:lang w:val="es-ES"/>
-        </w:rPr>
-        <w:t xml:space="preserve"> nodo que estamos evaluando es una hoja, preguntamos si su posición es mayor o igual a cantElem/2 y si es menor o igual a cantElem.</w:t>
+        <w:t xml:space="preserve">Para chequear si el nodo que estamos evaluando es una hoja, preguntamos si su posición es mayor o igual a </w:t>
+      </w:r>
+      <w:proofErr w:type="spellStart"/>
+      <w:r>
+        <w:rPr>
+          <w:lang w:val="es-ES"/>
+        </w:rPr>
+        <w:t>cantElem</w:t>
+      </w:r>
+      <w:proofErr w:type="spellEnd"/>
+      <w:r>
+        <w:rPr>
+          <w:lang w:val="es-ES"/>
+        </w:rPr>
+        <w:t xml:space="preserve">/2 y si es menor o igual a </w:t>
+      </w:r>
+      <w:proofErr w:type="spellStart"/>
+      <w:r>
+        <w:rPr>
+          <w:lang w:val="es-ES"/>
+        </w:rPr>
+        <w:t>cantElem</w:t>
+      </w:r>
+      <w:proofErr w:type="spellEnd"/>
+      <w:r>
+        <w:rPr>
+          <w:lang w:val="es-ES"/>
+        </w:rPr>
+        <w:t>.</w:t>
       </w:r>
       <w:r>
         <w:rPr>
@@ -2406,7 +2909,21 @@
         <w:rPr>
           <w:lang w:val="es-ES"/>
         </w:rPr>
-        <w:t xml:space="preserve"> con el mayor de los hijos. Luego llamamos de nuevo a adjustar_monticulo, con la posición del intercambio. </w:t>
+        <w:t xml:space="preserve"> con el mayor de los hijos. Luego llamamos de nuevo a </w:t>
+      </w:r>
+      <w:proofErr w:type="spellStart"/>
+      <w:r>
+        <w:rPr>
+          <w:lang w:val="es-ES"/>
+        </w:rPr>
+        <w:t>adjustar_monticulo</w:t>
+      </w:r>
+      <w:proofErr w:type="spellEnd"/>
+      <w:r>
+        <w:rPr>
+          <w:lang w:val="es-ES"/>
+        </w:rPr>
+        <w:t xml:space="preserve">, con la posición del intercambio. </w:t>
       </w:r>
     </w:p>
     <w:p>
@@ -2430,8 +2947,6 @@
         </w:rPr>
         <w:t>Abajo una imagen que muestra el estado del montículo paso a paso.</w:t>
       </w:r>
-      <w:bookmarkStart w:id="0" w:name="_GoBack"/>
-      <w:bookmarkEnd w:id="0"/>
       <w:r>
         <w:rPr>
           <w:lang w:val="es-ES"/>
@@ -2628,7 +3143,7 @@
         </w:rPr>
         <w:lastRenderedPageBreak/>
         <w:pict>
-          <v:shape id="_x0000_s1027" type="#_x0000_t75" style="position:absolute;left:0;text-align:left;margin-left:-17.3pt;margin-top:-47.25pt;width:510.05pt;height:691.5pt;z-index:251661312;mso-position-horizontal-relative:text;mso-position-vertical-relative:text">
+          <v:shape id="_x0000_s1029" type="#_x0000_t75" style="position:absolute;left:0;text-align:left;margin-left:-6pt;margin-top:-31.5pt;width:467.25pt;height:634.5pt;z-index:251661312;mso-position-horizontal-relative:text;mso-position-vertical-relative:text">
             <v:imagedata r:id="rId7" o:title="eliminacionMonticulo"/>
           </v:shape>
         </w:pict>
@@ -2657,6 +3172,8 @@
           <w:lang w:val="es-ES"/>
         </w:rPr>
       </w:pPr>
+      <w:bookmarkStart w:id="0" w:name="_GoBack"/>
+      <w:bookmarkEnd w:id="0"/>
     </w:p>
     <w:sectPr>
       <w:pgSz w:w="12240" w:h="15840"/>
